--- a/docs/커리큘럼위버_제품가이드북.docx
+++ b/docs/커리큘럼위버_제품가이드북.docx
@@ -2146,7 +2146,7 @@
           <w:sz w:val="22"/>
           <w:szCs w:val="22"/>
         </w:rPr>
-        <w:t xml:space="preserve">2022 개정 교육과정의 4,484개 성취기준이 내장되어 있습니다. 주제를 입력하면 관련 성취기준을 자동으로 매칭하고, 교과 간 연결을 시각화합니다.</w:t>
+        <w:t xml:space="preserve">2022 개정 교육과정의 6,444개 성취기준이 내장되어 있습니다. 주제를 입력하면 관련 성취기준을 자동으로 매칭하고, 교과 간 연결을 시각화합니다.</w:t>
       </w:r>
     </w:p>
     <w:p>
